--- a/6_semester/Системное администрирование/pract_7/ПР7_Павлов_НС.docx
+++ b/6_semester/Системное администрирование/pract_7/ПР7_Павлов_НС.docx
@@ -176,23 +176,13 @@
         </w:rPr>
         <w:t xml:space="preserve">(замените скриншотом слово </w:t>
       </w:r>
-      <w:proofErr w:type="gramStart"/>
-      <w:r>
-        <w:rPr>
-          <w:rFonts w:ascii="Times New Roman" w:hAnsi="Times New Roman" w:cs="Times New Roman"/>
-          <w:sz w:val="28"/>
-          <w:szCs w:val="28"/>
-        </w:rPr>
-        <w:t>&lt;..скриншот..</w:t>
-      </w:r>
-      <w:proofErr w:type="gramEnd"/>
-      <w:r>
-        <w:rPr>
-          <w:rFonts w:ascii="Times New Roman" w:hAnsi="Times New Roman" w:cs="Times New Roman"/>
-          <w:sz w:val="28"/>
-          <w:szCs w:val="28"/>
-        </w:rPr>
-        <w:t>&gt;</w:t>
+      <w:r>
+        <w:rPr>
+          <w:rFonts w:ascii="Times New Roman" w:hAnsi="Times New Roman" w:cs="Times New Roman"/>
+          <w:sz w:val="28"/>
+          <w:szCs w:val="28"/>
+        </w:rPr>
+        <w:t>&lt;..скриншот..&gt;</w:t>
       </w:r>
       <w:r>
         <w:rPr>
@@ -427,6 +417,7 @@
       <w:r>
         <w:rPr>
           <w:rFonts w:ascii="Times New Roman" w:hAnsi="Times New Roman" w:cs="Times New Roman"/>
+          <w:noProof/>
           <w:sz w:val="28"/>
           <w:szCs w:val="28"/>
           <w:lang w:val="en-US"/>
@@ -518,6 +509,7 @@
       <w:r>
         <w:rPr>
           <w:rFonts w:ascii="Times New Roman" w:hAnsi="Times New Roman" w:cs="Times New Roman"/>
+          <w:noProof/>
           <w:sz w:val="28"/>
           <w:szCs w:val="28"/>
           <w:lang w:val="en-US"/>
@@ -625,6 +617,7 @@
       <w:r>
         <w:rPr>
           <w:rFonts w:ascii="Times New Roman" w:hAnsi="Times New Roman" w:cs="Times New Roman"/>
+          <w:noProof/>
           <w:sz w:val="28"/>
           <w:szCs w:val="28"/>
         </w:rPr>
@@ -698,6 +691,7 @@
       </w:pPr>
       <w:r>
         <w:rPr>
+          <w:noProof/>
           <w:lang w:val="en-US"/>
         </w:rPr>
         <w:lastRenderedPageBreak/>
@@ -748,48 +742,20 @@
         <w:rPr>
           <w:lang w:val="en-US"/>
         </w:rPr>
-        <w:t xml:space="preserve"># </w:t>
-      </w:r>
-      <w:proofErr w:type="spellStart"/>
-      <w:r>
-        <w:rPr>
-          <w:lang w:val="en-US"/>
-        </w:rPr>
-        <w:t>dmidecode</w:t>
-      </w:r>
-      <w:proofErr w:type="spellEnd"/>
-      <w:r>
-        <w:rPr>
-          <w:lang w:val="en-US"/>
-        </w:rPr>
-        <w:t xml:space="preserve"> 3.0</w:t>
-      </w:r>
-    </w:p>
-    <w:p>
-      <w:pPr>
-        <w:rPr>
-          <w:lang w:val="en-US"/>
-        </w:rPr>
-      </w:pPr>
-      <w:r>
-        <w:rPr>
-          <w:lang w:val="en-US"/>
-        </w:rPr>
-        <w:t xml:space="preserve">Getting SMBIOS data from </w:t>
-      </w:r>
-      <w:proofErr w:type="spellStart"/>
-      <w:r>
-        <w:rPr>
-          <w:lang w:val="en-US"/>
-        </w:rPr>
-        <w:t>sysfs</w:t>
-      </w:r>
-      <w:proofErr w:type="spellEnd"/>
-      <w:r>
-        <w:rPr>
-          <w:lang w:val="en-US"/>
-        </w:rPr>
-        <w:t>.</w:t>
+        <w:t># dmidecode 3.0</w:t>
+      </w:r>
+    </w:p>
+    <w:p>
+      <w:pPr>
+        <w:rPr>
+          <w:lang w:val="en-US"/>
+        </w:rPr>
+      </w:pPr>
+      <w:r>
+        <w:rPr>
+          <w:lang w:val="en-US"/>
+        </w:rPr>
+        <w:t>Getting SMBIOS data from sysfs.</w:t>
       </w:r>
     </w:p>
     <w:p>
@@ -847,6 +813,7 @@
       <w:r>
         <w:rPr>
           <w:rFonts w:ascii="Times New Roman" w:hAnsi="Times New Roman" w:cs="Times New Roman"/>
+          <w:noProof/>
           <w:sz w:val="28"/>
           <w:szCs w:val="28"/>
           <w:lang w:val="en-US"/>
@@ -920,7 +887,6 @@
         </w:rPr>
         <w:t>/</w:t>
       </w:r>
-      <w:proofErr w:type="spellStart"/>
       <w:r>
         <w:rPr>
           <w:rFonts w:ascii="Times New Roman" w:hAnsi="Times New Roman" w:cs="Times New Roman"/>
@@ -930,7 +896,6 @@
         </w:rPr>
         <w:t>etc</w:t>
       </w:r>
-      <w:proofErr w:type="spellEnd"/>
       <w:r>
         <w:rPr>
           <w:rFonts w:ascii="Times New Roman" w:hAnsi="Times New Roman" w:cs="Times New Roman"/>
@@ -939,7 +904,6 @@
         </w:rPr>
         <w:t>/</w:t>
       </w:r>
-      <w:proofErr w:type="spellStart"/>
       <w:r>
         <w:rPr>
           <w:rFonts w:ascii="Times New Roman" w:hAnsi="Times New Roman" w:cs="Times New Roman"/>
@@ -949,7 +913,6 @@
         </w:rPr>
         <w:t>sysctl</w:t>
       </w:r>
-      <w:proofErr w:type="spellEnd"/>
       <w:r>
         <w:rPr>
           <w:rFonts w:ascii="Times New Roman" w:hAnsi="Times New Roman" w:cs="Times New Roman"/>
@@ -985,6 +948,7 @@
       <w:r>
         <w:rPr>
           <w:rFonts w:ascii="Times New Roman" w:hAnsi="Times New Roman" w:cs="Times New Roman"/>
+          <w:noProof/>
           <w:sz w:val="28"/>
           <w:szCs w:val="28"/>
           <w:lang w:val="en-US"/>
@@ -1049,18 +1013,8 @@
           <w:sz w:val="28"/>
           <w:szCs w:val="28"/>
         </w:rPr>
-        <w:t xml:space="preserve">Включение </w:t>
-      </w:r>
-      <w:proofErr w:type="spellStart"/>
-      <w:r>
-        <w:rPr>
-          <w:rFonts w:ascii="Times New Roman" w:hAnsi="Times New Roman" w:cs="Times New Roman"/>
-          <w:sz w:val="28"/>
-          <w:szCs w:val="28"/>
-        </w:rPr>
-        <w:t>маскардинга</w:t>
-      </w:r>
-      <w:proofErr w:type="spellEnd"/>
+        <w:t>Включение маскардинга</w:t>
+      </w:r>
     </w:p>
     <w:p>
       <w:pPr>
@@ -1079,6 +1033,7 @@
       <w:r>
         <w:rPr>
           <w:rFonts w:ascii="Times New Roman" w:hAnsi="Times New Roman" w:cs="Times New Roman"/>
+          <w:noProof/>
           <w:sz w:val="28"/>
           <w:szCs w:val="28"/>
           <w:lang w:val="en-US"/>
@@ -1144,7 +1099,6 @@
         </w:rPr>
         <w:t xml:space="preserve">Работа с </w:t>
       </w:r>
-      <w:proofErr w:type="spellStart"/>
       <w:r>
         <w:rPr>
           <w:rFonts w:ascii="Times New Roman" w:hAnsi="Times New Roman" w:cs="Times New Roman"/>
@@ -1154,7 +1108,6 @@
         </w:rPr>
         <w:t>uwf</w:t>
       </w:r>
-      <w:proofErr w:type="spellEnd"/>
     </w:p>
     <w:p>
       <w:pPr>
@@ -1173,6 +1126,7 @@
       <w:r>
         <w:rPr>
           <w:rFonts w:ascii="Times New Roman" w:hAnsi="Times New Roman" w:cs="Times New Roman"/>
+          <w:noProof/>
           <w:sz w:val="28"/>
           <w:szCs w:val="28"/>
           <w:lang w:val="en-US"/>
@@ -1249,7 +1203,6 @@
         </w:rPr>
         <w:t xml:space="preserve"> /</w:t>
       </w:r>
-      <w:proofErr w:type="spellStart"/>
       <w:r>
         <w:rPr>
           <w:rFonts w:ascii="Times New Roman" w:hAnsi="Times New Roman" w:cs="Times New Roman"/>
@@ -1259,7 +1212,6 @@
         </w:rPr>
         <w:t>etc</w:t>
       </w:r>
-      <w:proofErr w:type="spellEnd"/>
       <w:r>
         <w:rPr>
           <w:rFonts w:ascii="Times New Roman" w:hAnsi="Times New Roman" w:cs="Times New Roman"/>
@@ -1269,7 +1221,6 @@
         </w:rPr>
         <w:t>/</w:t>
       </w:r>
-      <w:proofErr w:type="spellStart"/>
       <w:r>
         <w:rPr>
           <w:rFonts w:ascii="Times New Roman" w:hAnsi="Times New Roman" w:cs="Times New Roman"/>
@@ -1279,7 +1230,6 @@
         </w:rPr>
         <w:t>uwf</w:t>
       </w:r>
-      <w:proofErr w:type="spellEnd"/>
       <w:r>
         <w:rPr>
           <w:rFonts w:ascii="Times New Roman" w:hAnsi="Times New Roman" w:cs="Times New Roman"/>
@@ -1289,7 +1239,6 @@
         </w:rPr>
         <w:t>/</w:t>
       </w:r>
-      <w:proofErr w:type="spellStart"/>
       <w:r>
         <w:rPr>
           <w:rFonts w:ascii="Times New Roman" w:hAnsi="Times New Roman" w:cs="Times New Roman"/>
@@ -1317,7 +1266,6 @@
         </w:rPr>
         <w:t>rules</w:t>
       </w:r>
-      <w:proofErr w:type="spellEnd"/>
     </w:p>
     <w:p>
       <w:pPr>
@@ -1336,6 +1284,7 @@
       <w:r>
         <w:rPr>
           <w:rFonts w:ascii="Times New Roman" w:hAnsi="Times New Roman" w:cs="Times New Roman"/>
+          <w:noProof/>
           <w:sz w:val="28"/>
           <w:szCs w:val="28"/>
           <w:lang w:val="en-US"/>
@@ -1418,27 +1367,7 @@
           <w:szCs w:val="28"/>
           <w:lang w:val="en-US"/>
         </w:rPr>
-        <w:t xml:space="preserve">iptables -t </w:t>
-      </w:r>
-      <w:proofErr w:type="spellStart"/>
-      <w:r>
-        <w:rPr>
-          <w:rFonts w:ascii="Times New Roman" w:hAnsi="Times New Roman" w:cs="Times New Roman"/>
-          <w:sz w:val="28"/>
-          <w:szCs w:val="28"/>
-          <w:lang w:val="en-US"/>
-        </w:rPr>
-        <w:t>nat</w:t>
-      </w:r>
-      <w:proofErr w:type="spellEnd"/>
-      <w:r>
-        <w:rPr>
-          <w:rFonts w:ascii="Times New Roman" w:hAnsi="Times New Roman" w:cs="Times New Roman"/>
-          <w:sz w:val="28"/>
-          <w:szCs w:val="28"/>
-          <w:lang w:val="en-US"/>
-        </w:rPr>
-        <w:t xml:space="preserve"> -L</w:t>
+        <w:t>iptables -t nat -L</w:t>
       </w:r>
     </w:p>
     <w:p>
@@ -1458,6 +1387,7 @@
       <w:r>
         <w:rPr>
           <w:rFonts w:ascii="Times New Roman" w:hAnsi="Times New Roman" w:cs="Times New Roman"/>
+          <w:noProof/>
           <w:sz w:val="28"/>
           <w:szCs w:val="28"/>
           <w:lang w:val="en-US"/>
@@ -1567,6 +1497,7 @@
       <w:r>
         <w:rPr>
           <w:rFonts w:ascii="Times New Roman" w:hAnsi="Times New Roman" w:cs="Times New Roman"/>
+          <w:noProof/>
           <w:sz w:val="28"/>
           <w:szCs w:val="28"/>
           <w:lang w:val="en-US"/>
@@ -1640,7 +1571,6 @@
         </w:rPr>
         <w:t>/</w:t>
       </w:r>
-      <w:proofErr w:type="spellStart"/>
       <w:r>
         <w:rPr>
           <w:rFonts w:ascii="Times New Roman" w:hAnsi="Times New Roman" w:cs="Times New Roman"/>
@@ -1650,7 +1580,6 @@
         </w:rPr>
         <w:t>etc</w:t>
       </w:r>
-      <w:proofErr w:type="spellEnd"/>
       <w:r>
         <w:rPr>
           <w:rFonts w:ascii="Times New Roman" w:hAnsi="Times New Roman" w:cs="Times New Roman"/>
@@ -1659,7 +1588,6 @@
         </w:rPr>
         <w:t>/</w:t>
       </w:r>
-      <w:proofErr w:type="spellStart"/>
       <w:r>
         <w:rPr>
           <w:rFonts w:ascii="Times New Roman" w:hAnsi="Times New Roman" w:cs="Times New Roman"/>
@@ -1669,7 +1597,6 @@
         </w:rPr>
         <w:t>dhcp</w:t>
       </w:r>
-      <w:proofErr w:type="spellEnd"/>
       <w:r>
         <w:rPr>
           <w:rFonts w:ascii="Times New Roman" w:hAnsi="Times New Roman" w:cs="Times New Roman"/>
@@ -1678,7 +1605,6 @@
         </w:rPr>
         <w:t>/</w:t>
       </w:r>
-      <w:proofErr w:type="spellStart"/>
       <w:r>
         <w:rPr>
           <w:rFonts w:ascii="Times New Roman" w:hAnsi="Times New Roman" w:cs="Times New Roman"/>
@@ -1688,7 +1614,6 @@
         </w:rPr>
         <w:t>dhcpd</w:t>
       </w:r>
-      <w:proofErr w:type="spellEnd"/>
       <w:r>
         <w:rPr>
           <w:rFonts w:ascii="Times New Roman" w:hAnsi="Times New Roman" w:cs="Times New Roman"/>
@@ -1724,6 +1649,7 @@
       <w:r>
         <w:rPr>
           <w:rFonts w:ascii="Times New Roman" w:hAnsi="Times New Roman" w:cs="Times New Roman"/>
+          <w:noProof/>
           <w:sz w:val="28"/>
           <w:szCs w:val="28"/>
           <w:lang w:val="en-US"/>
@@ -1893,6 +1819,7 @@
       <w:r>
         <w:rPr>
           <w:rFonts w:ascii="Times New Roman" w:hAnsi="Times New Roman" w:cs="Times New Roman"/>
+          <w:noProof/>
           <w:sz w:val="28"/>
           <w:szCs w:val="28"/>
           <w:lang w:val="en-US"/>
@@ -2023,19 +1950,8 @@
           <w:szCs w:val="28"/>
           <w:lang w:val="en-US"/>
         </w:rPr>
-        <w:t>ping </w:t>
-      </w:r>
-      <w:proofErr w:type="spellStart"/>
-      <w:r>
-        <w:rPr>
-          <w:rFonts w:ascii="Times New Roman" w:hAnsi="Times New Roman" w:cs="Times New Roman"/>
-          <w:sz w:val="28"/>
-          <w:szCs w:val="28"/>
-          <w:lang w:val="en-US"/>
-        </w:rPr>
-        <w:t>ya</w:t>
-      </w:r>
-      <w:proofErr w:type="spellEnd"/>
+        <w:t>ping ya</w:t>
+      </w:r>
       <w:r>
         <w:rPr>
           <w:rFonts w:ascii="Times New Roman" w:hAnsi="Times New Roman" w:cs="Times New Roman"/>
@@ -2044,7 +1960,6 @@
         </w:rPr>
         <w:t>.</w:t>
       </w:r>
-      <w:proofErr w:type="spellStart"/>
       <w:r>
         <w:rPr>
           <w:rFonts w:ascii="Times New Roman" w:hAnsi="Times New Roman" w:cs="Times New Roman"/>
@@ -2054,7 +1969,6 @@
         </w:rPr>
         <w:t>ru</w:t>
       </w:r>
-      <w:proofErr w:type="spellEnd"/>
     </w:p>
     <w:p>
       <w:pPr>
@@ -2068,6 +1982,50 @@
           <w:lang w:val="en-US"/>
         </w:rPr>
       </w:pPr>
+      <w:r>
+        <w:rPr>
+          <w:rFonts w:ascii="Times New Roman" w:hAnsi="Times New Roman" w:cs="Times New Roman"/>
+          <w:sz w:val="28"/>
+          <w:szCs w:val="28"/>
+          <w:lang w:val="en-US"/>
+        </w:rPr>
+        <w:lastRenderedPageBreak/>
+        <w:drawing>
+          <wp:inline distT="0" distB="0" distL="0" distR="0" wp14:anchorId="72FD8F7E" wp14:editId="741F2D6D">
+            <wp:extent cx="5940425" cy="3136900"/>
+            <wp:effectExtent l="0" t="0" r="3175" b="6350"/>
+            <wp:docPr id="920748279" name="Рисунок 1"/>
+            <wp:cNvGraphicFramePr>
+              <a:graphicFrameLocks xmlns:a="http://schemas.openxmlformats.org/drawingml/2006/main" noChangeAspect="1"/>
+            </wp:cNvGraphicFramePr>
+            <a:graphic xmlns:a="http://schemas.openxmlformats.org/drawingml/2006/main">
+              <a:graphicData uri="http://schemas.openxmlformats.org/drawingml/2006/picture">
+                <pic:pic xmlns:pic="http://schemas.openxmlformats.org/drawingml/2006/picture">
+                  <pic:nvPicPr>
+                    <pic:cNvPr id="920748279" name=""/>
+                    <pic:cNvPicPr/>
+                  </pic:nvPicPr>
+                  <pic:blipFill>
+                    <a:blip r:embed="rId18"/>
+                    <a:stretch>
+                      <a:fillRect/>
+                    </a:stretch>
+                  </pic:blipFill>
+                  <pic:spPr>
+                    <a:xfrm>
+                      <a:off x="0" y="0"/>
+                      <a:ext cx="5940425" cy="3136900"/>
+                    </a:xfrm>
+                    <a:prstGeom prst="rect">
+                      <a:avLst/>
+                    </a:prstGeom>
+                  </pic:spPr>
+                </pic:pic>
+              </a:graphicData>
+            </a:graphic>
+          </wp:inline>
+        </w:drawing>
+      </w:r>
     </w:p>
     <w:p>
       <w:pPr>
@@ -2122,9 +2080,50 @@
           <w:sz w:val="28"/>
           <w:szCs w:val="28"/>
           <w:highlight w:val="cyan"/>
-          <w:lang w:val="en-US"/>
-        </w:rPr>
-      </w:pPr>
+        </w:rPr>
+      </w:pPr>
+      <w:r>
+        <w:rPr>
+          <w:rFonts w:ascii="Times New Roman" w:hAnsi="Times New Roman" w:cs="Times New Roman"/>
+          <w:sz w:val="28"/>
+          <w:szCs w:val="28"/>
+        </w:rPr>
+        <w:drawing>
+          <wp:inline distT="0" distB="0" distL="0" distR="0" wp14:anchorId="21848238" wp14:editId="71CD7C04">
+            <wp:extent cx="5940425" cy="3808730"/>
+            <wp:effectExtent l="0" t="0" r="3175" b="1270"/>
+            <wp:docPr id="108252036" name="Рисунок 1"/>
+            <wp:cNvGraphicFramePr>
+              <a:graphicFrameLocks xmlns:a="http://schemas.openxmlformats.org/drawingml/2006/main" noChangeAspect="1"/>
+            </wp:cNvGraphicFramePr>
+            <a:graphic xmlns:a="http://schemas.openxmlformats.org/drawingml/2006/main">
+              <a:graphicData uri="http://schemas.openxmlformats.org/drawingml/2006/picture">
+                <pic:pic xmlns:pic="http://schemas.openxmlformats.org/drawingml/2006/picture">
+                  <pic:nvPicPr>
+                    <pic:cNvPr id="108252036" name=""/>
+                    <pic:cNvPicPr/>
+                  </pic:nvPicPr>
+                  <pic:blipFill>
+                    <a:blip r:embed="rId19"/>
+                    <a:stretch>
+                      <a:fillRect/>
+                    </a:stretch>
+                  </pic:blipFill>
+                  <pic:spPr>
+                    <a:xfrm>
+                      <a:off x="0" y="0"/>
+                      <a:ext cx="5940425" cy="3808730"/>
+                    </a:xfrm>
+                    <a:prstGeom prst="rect">
+                      <a:avLst/>
+                    </a:prstGeom>
+                  </pic:spPr>
+                </pic:pic>
+              </a:graphicData>
+            </a:graphic>
+          </wp:inline>
+        </w:drawing>
+      </w:r>
     </w:p>
     <w:p>
       <w:pPr>
@@ -3338,6 +3337,7 @@
   <w:style w:type="character" w:default="1" w:styleId="a0">
     <w:name w:val="Default Paragraph Font"/>
     <w:uiPriority w:val="1"/>
+    <w:semiHidden/>
     <w:unhideWhenUsed/>
   </w:style>
   <w:style w:type="table" w:default="1" w:styleId="a1">
